--- a/content/Bios/Randy_Holmen.docx
+++ b/content/Bios/Randy_Holmen.docx
@@ -1,216 +1,8 @@
 
 <file path=word/document.xml><?xml version="1.0" encoding="utf-8"?>
-<w:document xmlns:w14="http://schemas.microsoft.com/office/word/2010/wordml" xmlns:wp14="http://schemas.microsoft.com/office/word/2010/wordprocessingDrawing" xmlns:w="http://schemas.openxmlformats.org/wordprocessingml/2006/main" xmlns:m="http://schemas.openxmlformats.org/officeDocument/2006/math" xmlns:r="http://schemas.openxmlformats.org/officeDocument/2006/relationships" xmlns:o="urn:schemas-microsoft-com:office:office" xmlns:v="urn:schemas-microsoft-com:vml" xmlns:w10="urn:schemas-microsoft-com:office:word" xmlns:a="http://schemas.openxmlformats.org/drawingml/2006/main" xmlns:pic="http://schemas.openxmlformats.org/drawingml/2006/picture" xmlns:wp="http://schemas.openxmlformats.org/drawingml/2006/wordprocessingDrawing" xmlns:mc="http://schemas.openxmlformats.org/markup-compatibility/2006" mc:Ignorable="w14 wp14">
+<w:document xmlns:ns1="http://schemas.openxmlformats.org/markup-compatibility/2006" xmlns:ns2="http://schemas.microsoft.com/office/word/2010/wordml" xmlns:ns3="http://schemas.openxmlformats.org/officeDocument/2006/relationships" xmlns:w="http://schemas.openxmlformats.org/wordprocessingml/2006/main" ns1:Ignorable="w14 wp14">
   <w:body>
-    <w:p xmlns:wp14="http://schemas.microsoft.com/office/word/2010/wordml" wp14:textId="77777777">
-      <w:pPr>
-        <w:pStyle w:val="FirstParagraph"/>
-      </w:pPr>
-      <w:r>
-        <w:rPr/>
-        <w:t>Randy Holmen is a 1972 graduate of Broomfield High School. He received a BA in Business</w:t>
-      </w:r>
-      <w:r>
-        <w:rPr/>
-        <w:t xml:space="preserve"> </w:t>
-      </w:r>
-      <w:r>
-        <w:rPr/>
-        <w:t xml:space="preserve">at Southern Colorado State College in Pueblo, Colorado where he was also a </w:t>
-      </w:r>
-      <w:r>
-        <w:rPr/>
-        <w:t xml:space="preserve">four - </w:t>
-      </w:r>
-      <w:r>
-        <w:rPr/>
-        <w:t>year</w:t>
-      </w:r>
-      <w:r>
-        <w:rPr/>
-        <w:t xml:space="preserve"> </w:t>
-      </w:r>
-      <w:r>
-        <w:rPr/>
-        <w:t xml:space="preserve">starter in baseball. In 1985, Randy received a </w:t>
-      </w:r>
-      <w:r>
-        <w:rPr/>
-        <w:t>Master’s Degree</w:t>
-      </w:r>
-      <w:r>
-        <w:rPr/>
-        <w:t xml:space="preserve"> from Adams State College</w:t>
-      </w:r>
-      <w:r>
-        <w:rPr/>
-        <w:t xml:space="preserve"> </w:t>
-      </w:r>
-      <w:r>
-        <w:rPr/>
-        <w:t>and Principal/Superintendent Licensure in 1989 from Western State College in Gunnison,</w:t>
-      </w:r>
-      <w:r>
-        <w:rPr/>
-        <w:t xml:space="preserve"> </w:t>
-      </w:r>
-      <w:r>
-        <w:rPr/>
-        <w:t>Colorado. He has been a teacher, coach, Athletic Director, and/or Superintendent since</w:t>
-      </w:r>
-      <w:r>
-        <w:rPr/>
-        <w:t xml:space="preserve"> </w:t>
-      </w:r>
-      <w:r>
-        <w:rPr/>
-        <w:t>1979. Randy is currently the Superintendent at Genoa-Hugo School District.</w:t>
-      </w:r>
-      <w:r>
-        <w:rPr/>
-        <w:t xml:space="preserve"> </w:t>
-      </w:r>
-      <w:r>
-        <w:rPr/>
-        <w:t xml:space="preserve">In 1976, Randy became </w:t>
-      </w:r>
-      <w:r>
-        <w:rPr/>
-        <w:t>registered</w:t>
-      </w:r>
-      <w:r>
-        <w:rPr/>
-        <w:t xml:space="preserve"> </w:t>
-      </w:r>
-      <w:r>
-        <w:rPr/>
-        <w:t>by</w:t>
-      </w:r>
-      <w:r>
-        <w:rPr/>
-        <w:t xml:space="preserve"> CHSAA to umpire in the Pueblo Association. He has</w:t>
-      </w:r>
-      <w:r>
-        <w:rPr/>
-        <w:t xml:space="preserve"> </w:t>
-      </w:r>
-      <w:r>
-        <w:rPr/>
-        <w:t>umpired on all levels from youth (including Babe Ruth and Legion), high school, junior</w:t>
-      </w:r>
-      <w:r>
-        <w:rPr/>
-        <w:t xml:space="preserve"> </w:t>
-      </w:r>
-      <w:r>
-        <w:rPr/>
-        <w:t>college (baseball and women’s softball), college softball (fast and slow pitch).</w:t>
-      </w:r>
-      <w:r>
-        <w:rPr/>
-        <w:t xml:space="preserve"> </w:t>
-      </w:r>
-      <w:r>
-        <w:rPr/>
-        <w:t>Randy became affiliated with the Southeast Colorado Umpires Association in Lamar,</w:t>
-      </w:r>
-      <w:r>
-        <w:rPr/>
-        <w:t xml:space="preserve"> </w:t>
-      </w:r>
-      <w:r>
-        <w:rPr/>
-        <w:t>Colorado in 1979. From 1976 to 2010, he worked annually in various classifications of</w:t>
-      </w:r>
-      <w:r>
-        <w:rPr/>
-        <w:t xml:space="preserve"> </w:t>
-      </w:r>
-      <w:r>
-        <w:rPr/>
-        <w:t>District baseball. He also worked beyond District baseball at the regional level for at least 20</w:t>
-      </w:r>
-      <w:r>
-        <w:rPr/>
-        <w:t xml:space="preserve"> </w:t>
-      </w:r>
-      <w:r>
-        <w:rPr/>
-        <w:t xml:space="preserve">of those years. He has </w:t>
-      </w:r>
-      <w:r>
-        <w:rPr/>
-        <w:t>worked</w:t>
-      </w:r>
-      <w:r>
-        <w:rPr/>
-        <w:t xml:space="preserve"> many quarter-final and semi-final games during his 34 years.</w:t>
-      </w:r>
-      <w:r>
-        <w:rPr/>
-        <w:t xml:space="preserve"> </w:t>
-      </w:r>
-      <w:r>
-        <w:rPr/>
-        <w:t>In 2004, Randy worked the 4A State Championship Game between Broomfield and Niwot; in</w:t>
-      </w:r>
-      <w:r>
-        <w:rPr/>
-        <w:t xml:space="preserve"> </w:t>
-      </w:r>
-      <w:r>
-        <w:rPr/>
-        <w:t>2007 he worked the 13-15-year-old Jr. Babe Ruth World Series in Jamestown, New York;</w:t>
-      </w:r>
-      <w:r>
-        <w:rPr/>
-        <w:t xml:space="preserve"> </w:t>
-      </w:r>
-      <w:r>
-        <w:rPr/>
-        <w:t>and in 2009 he worked the 10-year-old Cal Ripken World Series in Lamar, Colorado.</w:t>
-      </w:r>
-    </w:p>
-    <w:p w14:noSpellErr="1">
-      <w:pPr>
-        <w:pStyle w:val="BodyText"/>
-      </w:pPr>
-    </w:p>
-    <w:p>
-      <w:pPr>
-        <w:pStyle w:val="Heading2"/>
-        <w:spacing w:before="261" w:beforeAutospacing="off" w:after="261" w:afterAutospacing="off" w:line="300" w:lineRule="auto"/>
-      </w:pPr>
-      <w:r>
-        <w:rPr>
-          <w:rFonts w:ascii="Segoe UI" w:hAnsi="Segoe UI" w:eastAsia="Segoe UI" w:cs="Segoe UI"/>
-          <w:b w:val="1"/>
-          <w:bCs w:val="1"/>
-          <w:i w:val="0"/>
-          <w:iCs w:val="0"/>
-          <w:noProof w:val="0"/>
-          <w:sz w:val="31"/>
-          <w:szCs w:val="31"/>
-          <w:lang w:val="en-US"/>
-        </w:rPr>
-        <w:t xml:space="preserve">Revised Biography: Randy Holmen </w:t>
-      </w:r>
-      <w:r>
-        <w:rPr>
-          <w:rFonts w:ascii="Segoe UI" w:hAnsi="Segoe UI" w:eastAsia="Segoe UI" w:cs="Segoe UI"/>
-          <w:b w:val="1"/>
-          <w:bCs w:val="1"/>
-          <w:i w:val="1"/>
-          <w:iCs w:val="1"/>
-          <w:noProof w:val="0"/>
-          <w:sz w:val="31"/>
-          <w:szCs w:val="31"/>
-          <w:lang w:val="en-US"/>
-        </w:rPr>
-        <w:t>(with hyperlink targets bolded)</w:t>
-      </w:r>
-    </w:p>
-    <w:p>
+    <w:p ns2:paraId="4C775CD8" ns2:textId="5C9BEFF1">
       <w:pPr>
         <w:spacing w:before="210" w:beforeAutospacing="off" w:after="210" w:afterAutospacing="off" w:line="300" w:lineRule="auto"/>
       </w:pPr>
@@ -228,7 +20,7 @@
         </w:rPr>
         <w:t xml:space="preserve">Randy Holmen is a 1972 graduate of </w:t>
       </w:r>
-      <w:hyperlink r:id="R8705d8717ab34e35">
+      <w:hyperlink ns3:id="R8705d8717ab34e35">
         <w:r>
           <w:rPr>
             <w:rStyle w:val="Hyperlink"/>
@@ -287,7 +79,7 @@
         </w:rPr>
         <w:t xml:space="preserve"> (now </w:t>
       </w:r>
-      <w:hyperlink r:id="R75e23611e2054770">
+      <w:hyperlink ns3:id="R75e23611e2054770">
         <w:r>
           <w:rPr>
             <w:rStyle w:val="Hyperlink"/>
@@ -319,7 +111,7 @@
         <w:t>), where he was also a four‑year starter on the baseball team.</w:t>
       </w:r>
     </w:p>
-    <w:p>
+    <w:p ns2:paraId="05C94577" ns2:textId="5ED193A1">
       <w:pPr>
         <w:spacing w:before="210" w:beforeAutospacing="off" w:after="210" w:afterAutospacing="off" w:line="300" w:lineRule="auto"/>
       </w:pPr>
@@ -337,7 +129,7 @@
         </w:rPr>
         <w:t xml:space="preserve">In 1985, Randy completed a master’s degree at </w:t>
       </w:r>
-      <w:hyperlink r:id="R2697188892114bdb">
+      <w:hyperlink ns3:id="R2697188892114bdb">
         <w:r>
           <w:rPr>
             <w:rStyle w:val="Hyperlink"/>
@@ -368,7 +160,7 @@
         </w:rPr>
         <w:t xml:space="preserve">, followed by Principal/Superintendent Licensure in 1989 from </w:t>
       </w:r>
-      <w:hyperlink r:id="R7170ce9785af4cac">
+      <w:hyperlink ns3:id="R7170ce9785af4cac">
         <w:r>
           <w:rPr>
             <w:rStyle w:val="Hyperlink"/>
@@ -399,7 +191,7 @@
         </w:rPr>
         <w:t xml:space="preserve"> in Gunnison. Since 1979, he has served Colorado schools as a teacher, coach, athletic director, and superintendent. He is currently the Superintendent of the </w:t>
       </w:r>
-      <w:hyperlink r:id="R76e58ea6f48348a7">
+      <w:hyperlink ns3:id="R76e58ea6f48348a7">
         <w:r>
           <w:rPr>
             <w:rStyle w:val="Hyperlink"/>
@@ -431,7 +223,7 @@
         <w:t>.</w:t>
       </w:r>
     </w:p>
-    <w:p>
+    <w:p ns2:paraId="58C06DC2" ns2:textId="2FB05129">
       <w:pPr>
         <w:spacing w:before="210" w:beforeAutospacing="off" w:after="210" w:afterAutospacing="off" w:line="300" w:lineRule="auto"/>
       </w:pPr>
@@ -449,7 +241,7 @@
         </w:rPr>
         <w:t xml:space="preserve">Randy’s umpiring career began in 1976 when he registered with </w:t>
       </w:r>
-      <w:hyperlink r:id="Red866c5b724d4a5a">
+      <w:hyperlink ns3:id="Red866c5b724d4a5a">
         <w:r>
           <w:rPr>
             <w:rStyle w:val="Hyperlink"/>
@@ -607,7 +399,7 @@
         <w:t xml:space="preserve"> and women’s softball, and both fast‑pitch and slow‑pitch college softball.</w:t>
       </w:r>
     </w:p>
-    <w:p>
+    <w:p ns2:paraId="467C6F75" ns2:textId="61040FE6">
       <w:pPr>
         <w:spacing w:before="210" w:beforeAutospacing="off" w:after="210" w:afterAutospacing="off" w:line="300" w:lineRule="auto"/>
       </w:pPr>
@@ -625,7 +417,7 @@
         </w:rPr>
         <w:t xml:space="preserve">In 1979, Randy became affiliated with the </w:t>
       </w:r>
-      <w:hyperlink r:id="Rce4c0f442c0b4de5">
+      <w:hyperlink ns3:id="Rce4c0f442c0b4de5">
         <w:r>
           <w:rPr>
             <w:rStyle w:val="Hyperlink"/>
@@ -685,7 +477,7 @@
         <w:t xml:space="preserve"> quarterfinal and semifinal assignments.</w:t>
       </w:r>
     </w:p>
-    <w:p>
+    <w:p ns2:paraId="12B3BCED" ns2:textId="25C053E1">
       <w:pPr>
         <w:spacing w:before="210" w:beforeAutospacing="off" w:after="210" w:afterAutospacing="off" w:line="300" w:lineRule="auto"/>
       </w:pPr>
@@ -703,7 +495,7 @@
         </w:rPr>
         <w:t xml:space="preserve">Randy’s résumé also includes several high‑profile events: the 2004 </w:t>
       </w:r>
-      <w:hyperlink r:id="R935b72be718b486a">
+      <w:hyperlink ns3:id="R935b72be718b486a">
         <w:r>
           <w:rPr>
             <w:rStyle w:val="Hyperlink"/>
@@ -875,7 +667,7 @@
         <w:t xml:space="preserve"> (10U) in Lamar, Colorado.</w:t>
       </w:r>
     </w:p>
-    <w:p>
+    <w:p ns2:paraId="0E387DA9" ns2:textId="1839C5B7">
       <w:pPr>
         <w:pStyle w:val="BodyText"/>
       </w:pPr>
